--- a/public/anexa_3.docx
+++ b/public/anexa_3.docx
@@ -4,418 +4,10 @@
   <w:body>
     <w:p>
       <w:pPr>
-        <w:pStyle w:val="Body A"/>
-        <w:spacing w:before="75"/>
-        <w:ind w:left="100" w:firstLine="0"/>
-        <w:rPr>
-          <w:rFonts w:ascii="Trebuchet MS" w:hAnsi="Trebuchet MS"/>
-          <w:b w:val="1"/>
-          <w:bCs w:val="1"/>
-        </w:rPr>
-      </w:pPr>
-    </w:p>
-    <w:p>
-      <w:pPr>
-        <w:pStyle w:val="Body A"/>
-        <w:spacing w:before="75"/>
-        <w:ind w:left="100" w:firstLine="0"/>
-        <w:rPr>
-          <w:rFonts w:ascii="Trebuchet MS" w:hAnsi="Trebuchet MS"/>
-          <w:b w:val="1"/>
-          <w:bCs w:val="1"/>
-        </w:rPr>
-      </w:pPr>
-    </w:p>
-    <w:p>
-      <w:pPr>
-        <w:pStyle w:val="Body A"/>
-        <w:jc w:val="both"/>
-        <w:rPr>
-          <w:rFonts w:ascii="Trebuchet MS" w:cs="Trebuchet MS" w:hAnsi="Trebuchet MS" w:eastAsia="Trebuchet MS"/>
-          <w:b w:val="1"/>
-          <w:bCs w:val="1"/>
-          <w:i w:val="1"/>
-          <w:iCs w:val="1"/>
-        </w:rPr>
-      </w:pPr>
-      <w:r>
-        <w:rPr>
-          <w:rFonts w:ascii="Trebuchet MS" w:hAnsi="Trebuchet MS"/>
-          <w:b w:val="1"/>
-          <w:bCs w:val="1"/>
-          <w:rtl w:val="0"/>
-          <w:lang w:val="en-US"/>
-        </w:rPr>
-        <w:t>Anexa</w:t>
-      </w:r>
-      <w:r>
-        <w:rPr>
-          <w:rFonts w:ascii="Trebuchet MS" w:hAnsi="Trebuchet MS"/>
-          <w:b w:val="1"/>
-          <w:bCs w:val="1"/>
-          <w:spacing w:val="0"/>
-          <w:rtl w:val="0"/>
-        </w:rPr>
-        <w:t xml:space="preserve"> </w:t>
-      </w:r>
-      <w:r>
-        <w:rPr>
-          <w:rFonts w:ascii="Trebuchet MS" w:hAnsi="Trebuchet MS"/>
-          <w:b w:val="1"/>
-          <w:bCs w:val="1"/>
-          <w:rtl w:val="0"/>
-        </w:rPr>
-        <w:t>3</w:t>
-      </w:r>
-      <w:r>
-        <w:rPr>
-          <w:rFonts w:ascii="Trebuchet MS" w:hAnsi="Trebuchet MS"/>
-          <w:b w:val="1"/>
-          <w:bCs w:val="1"/>
-          <w:spacing w:val="0"/>
-          <w:rtl w:val="0"/>
-        </w:rPr>
-        <w:t xml:space="preserve"> </w:t>
-      </w:r>
-      <w:r>
-        <w:rPr>
-          <w:rFonts w:ascii="Trebuchet MS" w:hAnsi="Trebuchet MS"/>
-          <w:rtl w:val="0"/>
-        </w:rPr>
-        <w:t>la</w:t>
-      </w:r>
-      <w:r>
-        <w:rPr>
-          <w:rFonts w:ascii="Trebuchet MS" w:hAnsi="Trebuchet MS"/>
-          <w:b w:val="1"/>
-          <w:bCs w:val="1"/>
-          <w:spacing w:val="0"/>
-          <w:rtl w:val="0"/>
-        </w:rPr>
-        <w:t xml:space="preserve"> </w:t>
-      </w:r>
-      <w:r>
-        <w:rPr>
-          <w:rFonts w:ascii="Trebuchet MS" w:hAnsi="Trebuchet MS"/>
-          <w:b w:val="1"/>
-          <w:bCs w:val="1"/>
-          <w:i w:val="1"/>
-          <w:iCs w:val="1"/>
-          <w:rtl w:val="0"/>
-        </w:rPr>
-        <w:t>PO</w:t>
-      </w:r>
-      <w:r>
-        <w:rPr>
-          <w:rFonts w:ascii="Trebuchet MS" w:hAnsi="Trebuchet MS"/>
-          <w:b w:val="1"/>
-          <w:bCs w:val="1"/>
-          <w:i w:val="1"/>
-          <w:iCs w:val="1"/>
-          <w:spacing w:val="0"/>
-          <w:rtl w:val="0"/>
-        </w:rPr>
-        <w:t xml:space="preserve"> </w:t>
-      </w:r>
-      <w:r>
-        <w:rPr>
-          <w:rFonts w:ascii="Trebuchet MS" w:hAnsi="Trebuchet MS"/>
-          <w:b w:val="1"/>
-          <w:bCs w:val="1"/>
-          <w:i w:val="1"/>
-          <w:iCs w:val="1"/>
-          <w:rtl w:val="0"/>
-        </w:rPr>
-        <w:t>nr.</w:t>
-      </w:r>
-      <w:r>
-        <w:rPr>
-          <w:rFonts w:ascii="Trebuchet MS" w:hAnsi="Trebuchet MS"/>
-          <w:b w:val="1"/>
-          <w:bCs w:val="1"/>
-          <w:i w:val="1"/>
-          <w:iCs w:val="1"/>
-          <w:spacing w:val="0"/>
-          <w:rtl w:val="0"/>
-        </w:rPr>
-        <w:t xml:space="preserve"> </w:t>
-      </w:r>
-      <w:r>
-        <w:rPr>
-          <w:rFonts w:ascii="Trebuchet MS" w:hAnsi="Trebuchet MS"/>
-          <w:b w:val="1"/>
-          <w:bCs w:val="1"/>
-          <w:i w:val="1"/>
-          <w:iCs w:val="1"/>
-          <w:spacing w:val="0"/>
-          <w:rtl w:val="0"/>
-          <w:lang w:val="en-US"/>
-        </w:rPr>
-        <w:t>{</w:t>
-      </w:r>
-      <w:r>
-        <w:rPr>
-          <w:rFonts w:ascii="Trebuchet MS" w:hAnsi="Trebuchet MS"/>
-          <w:b w:val="1"/>
-          <w:bCs w:val="1"/>
-          <w:i w:val="1"/>
-          <w:iCs w:val="1"/>
-          <w:spacing w:val="0"/>
-          <w:rtl w:val="0"/>
-          <w:lang w:val="en-US"/>
-        </w:rPr>
-        <w:t>serial_number</w:t>
-      </w:r>
-      <w:r>
-        <w:rPr>
-          <w:rFonts w:ascii="Trebuchet MS" w:hAnsi="Trebuchet MS"/>
-          <w:b w:val="1"/>
-          <w:bCs w:val="1"/>
-          <w:i w:val="1"/>
-          <w:iCs w:val="1"/>
-          <w:spacing w:val="0"/>
-          <w:rtl w:val="0"/>
-          <w:lang w:val="en-US"/>
-        </w:rPr>
-        <w:t xml:space="preserve">} </w:t>
-      </w:r>
-      <w:r>
-        <w:rPr>
-          <w:rFonts w:ascii="Trebuchet MS" w:hAnsi="Trebuchet MS"/>
-          <w:b w:val="1"/>
-          <w:bCs w:val="1"/>
-          <w:i w:val="1"/>
-          <w:iCs w:val="1"/>
-          <w:rtl w:val="0"/>
-        </w:rPr>
-        <w:t>privind</w:t>
-      </w:r>
-      <w:r>
-        <w:rPr>
-          <w:rFonts w:ascii="Trebuchet MS" w:hAnsi="Trebuchet MS"/>
-          <w:b w:val="1"/>
-          <w:bCs w:val="1"/>
-          <w:i w:val="1"/>
-          <w:iCs w:val="1"/>
-          <w:spacing w:val="0"/>
-          <w:rtl w:val="0"/>
-        </w:rPr>
-        <w:t xml:space="preserve"> </w:t>
-      </w:r>
-      <w:r>
-        <w:rPr>
-          <w:rFonts w:ascii="Trebuchet MS" w:hAnsi="Trebuchet MS"/>
-          <w:b w:val="1"/>
-          <w:bCs w:val="1"/>
-          <w:i w:val="1"/>
-          <w:iCs w:val="1"/>
-          <w:rtl w:val="0"/>
-        </w:rPr>
-        <w:t>aprobarea Resurselor</w:t>
-      </w:r>
-      <w:r>
-        <w:rPr>
-          <w:rFonts w:ascii="Trebuchet MS" w:hAnsi="Trebuchet MS"/>
-          <w:b w:val="1"/>
-          <w:bCs w:val="1"/>
-          <w:i w:val="1"/>
-          <w:iCs w:val="1"/>
-          <w:spacing w:val="0"/>
-          <w:rtl w:val="0"/>
-        </w:rPr>
-        <w:t xml:space="preserve"> </w:t>
-      </w:r>
-      <w:r>
-        <w:rPr>
-          <w:rFonts w:ascii="Trebuchet MS" w:hAnsi="Trebuchet MS"/>
-          <w:b w:val="1"/>
-          <w:bCs w:val="1"/>
-          <w:i w:val="1"/>
-          <w:iCs w:val="1"/>
-          <w:rtl w:val="0"/>
-          <w:lang w:val="pt-PT"/>
-        </w:rPr>
-        <w:t>Educa</w:t>
-      </w:r>
-      <w:r>
-        <w:rPr>
-          <w:rFonts w:ascii="Trebuchet MS" w:hAnsi="Trebuchet MS" w:hint="default"/>
-          <w:b w:val="1"/>
-          <w:bCs w:val="1"/>
-          <w:i w:val="1"/>
-          <w:iCs w:val="1"/>
-          <w:rtl w:val="0"/>
-        </w:rPr>
-        <w:t>ț</w:t>
-      </w:r>
-      <w:r>
-        <w:rPr>
-          <w:rFonts w:ascii="Trebuchet MS" w:hAnsi="Trebuchet MS"/>
-          <w:b w:val="1"/>
-          <w:bCs w:val="1"/>
-          <w:i w:val="1"/>
-          <w:iCs w:val="1"/>
-          <w:rtl w:val="0"/>
-          <w:lang w:val="it-IT"/>
-        </w:rPr>
-        <w:t>ionale</w:t>
-      </w:r>
-      <w:r>
-        <w:rPr>
-          <w:rFonts w:ascii="Trebuchet MS" w:hAnsi="Trebuchet MS"/>
-          <w:b w:val="1"/>
-          <w:bCs w:val="1"/>
-          <w:i w:val="1"/>
-          <w:iCs w:val="1"/>
-          <w:spacing w:val="0"/>
-          <w:rtl w:val="0"/>
-        </w:rPr>
-        <w:t xml:space="preserve"> </w:t>
-      </w:r>
-      <w:r>
-        <w:rPr>
-          <w:rFonts w:ascii="Trebuchet MS" w:hAnsi="Trebuchet MS"/>
-          <w:b w:val="1"/>
-          <w:bCs w:val="1"/>
-          <w:i w:val="1"/>
-          <w:iCs w:val="1"/>
-          <w:rtl w:val="0"/>
-        </w:rPr>
-        <w:t xml:space="preserve">Deschise (RED) </w:t>
-      </w:r>
-      <w:r>
-        <w:rPr>
-          <w:rFonts w:ascii="Trebuchet MS" w:hAnsi="Trebuchet MS"/>
-          <w:b w:val="1"/>
-          <w:bCs w:val="1"/>
-          <w:i w:val="1"/>
-          <w:iCs w:val="1"/>
-          <w:outline w:val="0"/>
-          <w:color w:val="000000"/>
-          <w:u w:color="000000"/>
-          <w:rtl w:val="0"/>
-          <w:lang w:val="en-US"/>
-          <w14:textFill>
-            <w14:solidFill>
-              <w14:srgbClr w14:val="000000"/>
-            </w14:solidFill>
-          </w14:textFill>
-        </w:rPr>
-        <w:t xml:space="preserve">la nivelul inspectoratelor </w:t>
-      </w:r>
-      <w:r>
-        <w:rPr>
-          <w:rFonts w:ascii="Trebuchet MS" w:hAnsi="Trebuchet MS" w:hint="default"/>
-          <w:b w:val="1"/>
-          <w:bCs w:val="1"/>
-          <w:i w:val="1"/>
-          <w:iCs w:val="1"/>
-          <w:outline w:val="0"/>
-          <w:color w:val="000000"/>
-          <w:u w:color="000000"/>
-          <w:rtl w:val="0"/>
-          <w:lang w:val="en-US"/>
-          <w14:textFill>
-            <w14:solidFill>
-              <w14:srgbClr w14:val="000000"/>
-            </w14:solidFill>
-          </w14:textFill>
-        </w:rPr>
-        <w:t>ș</w:t>
-      </w:r>
-      <w:r>
-        <w:rPr>
-          <w:rFonts w:ascii="Trebuchet MS" w:hAnsi="Trebuchet MS"/>
-          <w:b w:val="1"/>
-          <w:bCs w:val="1"/>
-          <w:i w:val="1"/>
-          <w:iCs w:val="1"/>
-          <w:outline w:val="0"/>
-          <w:color w:val="000000"/>
-          <w:u w:color="000000"/>
-          <w:rtl w:val="0"/>
-          <w:lang w:val="en-US"/>
-          <w14:textFill>
-            <w14:solidFill>
-              <w14:srgbClr w14:val="000000"/>
-            </w14:solidFill>
-          </w14:textFill>
-        </w:rPr>
-        <w:t>colare jude</w:t>
-      </w:r>
-      <w:r>
-        <w:rPr>
-          <w:rFonts w:ascii="Trebuchet MS" w:hAnsi="Trebuchet MS" w:hint="default"/>
-          <w:b w:val="1"/>
-          <w:bCs w:val="1"/>
-          <w:i w:val="1"/>
-          <w:iCs w:val="1"/>
-          <w:outline w:val="0"/>
-          <w:color w:val="000000"/>
-          <w:u w:color="000000"/>
-          <w:rtl w:val="0"/>
-          <w:lang w:val="en-US"/>
-          <w14:textFill>
-            <w14:solidFill>
-              <w14:srgbClr w14:val="000000"/>
-            </w14:solidFill>
-          </w14:textFill>
-        </w:rPr>
-        <w:t>ț</w:t>
-      </w:r>
-      <w:r>
-        <w:rPr>
-          <w:rFonts w:ascii="Trebuchet MS" w:hAnsi="Trebuchet MS"/>
-          <w:b w:val="1"/>
-          <w:bCs w:val="1"/>
-          <w:i w:val="1"/>
-          <w:iCs w:val="1"/>
-          <w:outline w:val="0"/>
-          <w:color w:val="000000"/>
-          <w:u w:color="000000"/>
-          <w:rtl w:val="0"/>
-          <w:lang w:val="en-US"/>
-          <w14:textFill>
-            <w14:solidFill>
-              <w14:srgbClr w14:val="000000"/>
-            </w14:solidFill>
-          </w14:textFill>
-        </w:rPr>
-        <w:t>ene/ISMB</w:t>
-      </w:r>
-    </w:p>
-    <w:p>
-      <w:pPr>
-        <w:pStyle w:val="Body Text"/>
-        <w:rPr>
-          <w:rFonts w:ascii="Trebuchet MS" w:cs="Trebuchet MS" w:hAnsi="Trebuchet MS" w:eastAsia="Trebuchet MS"/>
-          <w:b w:val="1"/>
-          <w:bCs w:val="1"/>
-          <w:i w:val="1"/>
-          <w:iCs w:val="1"/>
-          <w:sz w:val="22"/>
-          <w:szCs w:val="22"/>
-        </w:rPr>
-      </w:pPr>
-    </w:p>
-    <w:p>
-      <w:pPr>
-        <w:pStyle w:val="Body Text"/>
-        <w:rPr>
-          <w:rFonts w:ascii="Trebuchet MS" w:cs="Trebuchet MS" w:hAnsi="Trebuchet MS" w:eastAsia="Trebuchet MS"/>
-          <w:i w:val="1"/>
-          <w:iCs w:val="1"/>
-          <w:sz w:val="22"/>
-          <w:szCs w:val="22"/>
-        </w:rPr>
-      </w:pPr>
-    </w:p>
-    <w:p>
-      <w:pPr>
         <w:pStyle w:val="Body Text"/>
         <w:spacing w:before="2"/>
         <w:rPr>
-          <w:rFonts w:ascii="Trebuchet MS" w:cs="Trebuchet MS" w:hAnsi="Trebuchet MS" w:eastAsia="Trebuchet MS"/>
+          <w:rFonts w:ascii="Trebuchet MS" w:hAnsi="Trebuchet MS"/>
           <w:i w:val="1"/>
           <w:iCs w:val="1"/>
           <w:sz w:val="22"/>
@@ -511,7 +103,7 @@
       <w:tblPr>
         <w:tblW w:w="9220" w:type="dxa"/>
         <w:jc w:val="left"/>
-        <w:tblInd w:w="432" w:type="dxa"/>
+        <w:tblInd w:w="648" w:type="dxa"/>
         <w:tblBorders>
           <w:top w:val="single" w:color="ffffff" w:sz="8" w:space="0" w:shadow="0" w:frame="0"/>
           <w:left w:val="single" w:color="ffffff" w:sz="8" w:space="0" w:shadow="0" w:frame="0"/>
@@ -532,7 +124,7 @@
           <w:shd w:val="clear" w:color="auto" w:fill="ced7e7"/>
         </w:tblPrEx>
         <w:trPr>
-          <w:trHeight w:val="393" w:hRule="atLeast"/>
+          <w:trHeight w:val="433" w:hRule="atLeast"/>
         </w:trPr>
         <w:tc>
           <w:tcPr>
@@ -579,7 +171,7 @@
           <w:shd w:val="clear" w:color="auto" w:fill="ced7e7"/>
         </w:tblPrEx>
         <w:trPr>
-          <w:trHeight w:val="760" w:hRule="atLeast"/>
+          <w:trHeight w:val="800" w:hRule="atLeast"/>
         </w:trPr>
         <w:tc>
           <w:tcPr>
@@ -680,7 +272,7 @@
           <w:shd w:val="clear" w:color="auto" w:fill="ced7e7"/>
         </w:tblPrEx>
         <w:trPr>
-          <w:trHeight w:val="693" w:hRule="atLeast"/>
+          <w:trHeight w:val="733" w:hRule="atLeast"/>
         </w:trPr>
         <w:tc>
           <w:tcPr>
@@ -762,7 +354,7 @@
           <w:shd w:val="clear" w:color="auto" w:fill="ced7e7"/>
         </w:tblPrEx>
         <w:trPr>
-          <w:trHeight w:val="615" w:hRule="atLeast"/>
+          <w:trHeight w:val="655" w:hRule="atLeast"/>
         </w:trPr>
         <w:tc>
           <w:tcPr>
@@ -843,7 +435,7 @@
           <w:shd w:val="clear" w:color="auto" w:fill="ced7e7"/>
         </w:tblPrEx>
         <w:trPr>
-          <w:trHeight w:val="451" w:hRule="atLeast"/>
+          <w:trHeight w:val="491" w:hRule="atLeast"/>
         </w:trPr>
         <w:tc>
           <w:tcPr>
@@ -924,7 +516,7 @@
           <w:shd w:val="clear" w:color="auto" w:fill="ced7e7"/>
         </w:tblPrEx>
         <w:trPr>
-          <w:trHeight w:val="349" w:hRule="atLeast"/>
+          <w:trHeight w:val="389" w:hRule="atLeast"/>
         </w:trPr>
         <w:tc>
           <w:tcPr>
@@ -982,341 +574,6 @@
                 <w:lang w:val="it-IT"/>
               </w:rPr>
               <w:t>ionale</w:t>
-            </w:r>
-          </w:p>
-        </w:tc>
-      </w:tr>
-      <w:tr>
-        <w:tblPrEx>
-          <w:shd w:val="clear" w:color="auto" w:fill="ced7e7"/>
-        </w:tblPrEx>
-        <w:trPr>
-          <w:trHeight w:val="725" w:hRule="atLeast"/>
-        </w:trPr>
-        <w:tc>
-          <w:tcPr>
-            <w:tcW w:type="dxa" w:w="3116"/>
-            <w:tcBorders>
-              <w:top w:val="single" w:color="000000" w:sz="8" w:space="0" w:shadow="0" w:frame="0"/>
-              <w:left w:val="single" w:color="000000" w:sz="8" w:space="0" w:shadow="0" w:frame="0"/>
-              <w:bottom w:val="single" w:color="000000" w:sz="8" w:space="0" w:shadow="0" w:frame="0"/>
-              <w:right w:val="single" w:color="000000" w:sz="8" w:space="0" w:shadow="0" w:frame="0"/>
-            </w:tcBorders>
-            <w:shd w:val="clear" w:color="auto" w:fill="auto"/>
-            <w:tcMar>
-              <w:top w:type="dxa" w:w="80"/>
-              <w:left w:type="dxa" w:w="80"/>
-              <w:bottom w:type="dxa" w:w="80"/>
-              <w:right w:type="dxa" w:w="80"/>
-            </w:tcMar>
-            <w:vAlign w:val="top"/>
-          </w:tcPr>
-          <w:p>
-            <w:pPr>
-              <w:pStyle w:val="Body A"/>
-            </w:pPr>
-            <w:r>
-              <w:rPr>
-                <w:rFonts w:ascii="Trebuchet MS" w:hAnsi="Trebuchet MS"/>
-                <w:b w:val="1"/>
-                <w:bCs w:val="1"/>
-                <w:shd w:val="nil" w:color="auto" w:fill="auto"/>
-                <w:rtl w:val="0"/>
-                <w:lang w:val="pt-PT"/>
-              </w:rPr>
-              <w:t>Competen</w:t>
-            </w:r>
-            <w:r>
-              <w:rPr>
-                <w:rFonts w:ascii="Trebuchet MS" w:hAnsi="Trebuchet MS" w:hint="default"/>
-                <w:b w:val="1"/>
-                <w:bCs w:val="1"/>
-                <w:shd w:val="nil" w:color="auto" w:fill="auto"/>
-                <w:rtl w:val="0"/>
-              </w:rPr>
-              <w:t>ț</w:t>
-            </w:r>
-            <w:r>
-              <w:rPr>
-                <w:rFonts w:ascii="Trebuchet MS" w:hAnsi="Trebuchet MS"/>
-                <w:b w:val="1"/>
-                <w:bCs w:val="1"/>
-                <w:shd w:val="nil" w:color="auto" w:fill="auto"/>
-                <w:rtl w:val="0"/>
-                <w:lang w:val="it-IT"/>
-              </w:rPr>
-              <w:t>a specific</w:t>
-            </w:r>
-            <w:r>
-              <w:rPr>
-                <w:rFonts w:ascii="Trebuchet MS" w:hAnsi="Trebuchet MS" w:hint="default"/>
-                <w:b w:val="1"/>
-                <w:bCs w:val="1"/>
-                <w:shd w:val="nil" w:color="auto" w:fill="auto"/>
-                <w:rtl w:val="0"/>
-              </w:rPr>
-              <w:t xml:space="preserve">ă </w:t>
-            </w:r>
-            <w:r>
-              <w:rPr>
-                <w:rFonts w:ascii="Trebuchet MS" w:hAnsi="Trebuchet MS"/>
-                <w:b w:val="1"/>
-                <w:bCs w:val="1"/>
-                <w:shd w:val="nil" w:color="auto" w:fill="auto"/>
-                <w:rtl w:val="0"/>
-              </w:rPr>
-              <w:t>vizat</w:t>
-            </w:r>
-            <w:r>
-              <w:rPr>
-                <w:rFonts w:ascii="Trebuchet MS" w:hAnsi="Trebuchet MS" w:hint="default"/>
-                <w:b w:val="1"/>
-                <w:bCs w:val="1"/>
-                <w:shd w:val="nil" w:color="auto" w:fill="auto"/>
-                <w:rtl w:val="0"/>
-              </w:rPr>
-              <w:t>ă</w:t>
-            </w:r>
-          </w:p>
-        </w:tc>
-        <w:tc>
-          <w:tcPr>
-            <w:tcW w:type="dxa" w:w="6104"/>
-            <w:tcBorders>
-              <w:top w:val="single" w:color="000000" w:sz="8" w:space="0" w:shadow="0" w:frame="0"/>
-              <w:left w:val="single" w:color="000000" w:sz="8" w:space="0" w:shadow="0" w:frame="0"/>
-              <w:bottom w:val="single" w:color="000000" w:sz="8" w:space="0" w:shadow="0" w:frame="0"/>
-              <w:right w:val="single" w:color="000000" w:sz="8" w:space="0" w:shadow="0" w:frame="0"/>
-            </w:tcBorders>
-            <w:shd w:val="clear" w:color="auto" w:fill="auto"/>
-            <w:tcMar>
-              <w:top w:type="dxa" w:w="80"/>
-              <w:left w:type="dxa" w:w="646"/>
-              <w:bottom w:type="dxa" w:w="80"/>
-              <w:right w:type="dxa" w:w="80"/>
-            </w:tcMar>
-            <w:vAlign w:val="top"/>
-          </w:tcPr>
-          <w:p>
-            <w:pPr>
-              <w:pStyle w:val="Body B"/>
-              <w:widowControl w:val="0"/>
-              <w:ind w:left="566" w:firstLine="0"/>
-            </w:pPr>
-            <w:r>
-              <w:rPr>
-                <w:rFonts w:ascii="Trebuchet MS" w:hAnsi="Trebuchet MS"/>
-                <w:b w:val="1"/>
-                <w:bCs w:val="1"/>
-                <w:sz w:val="22"/>
-                <w:szCs w:val="22"/>
-                <w:shd w:val="nil" w:color="auto" w:fill="auto"/>
-                <w:rtl w:val="0"/>
-                <w:lang w:val="en-US"/>
-              </w:rPr>
-              <w:t>{competency}</w:t>
-            </w:r>
-          </w:p>
-        </w:tc>
-      </w:tr>
-      <w:tr>
-        <w:tblPrEx>
-          <w:shd w:val="clear" w:color="auto" w:fill="ced7e7"/>
-        </w:tblPrEx>
-        <w:trPr>
-          <w:trHeight w:val="467" w:hRule="atLeast"/>
-        </w:trPr>
-        <w:tc>
-          <w:tcPr>
-            <w:tcW w:type="dxa" w:w="3116"/>
-            <w:tcBorders>
-              <w:top w:val="single" w:color="000000" w:sz="8" w:space="0" w:shadow="0" w:frame="0"/>
-              <w:left w:val="single" w:color="000000" w:sz="8" w:space="0" w:shadow="0" w:frame="0"/>
-              <w:bottom w:val="single" w:color="000000" w:sz="8" w:space="0" w:shadow="0" w:frame="0"/>
-              <w:right w:val="single" w:color="000000" w:sz="8" w:space="0" w:shadow="0" w:frame="0"/>
-            </w:tcBorders>
-            <w:shd w:val="clear" w:color="auto" w:fill="auto"/>
-            <w:tcMar>
-              <w:top w:type="dxa" w:w="80"/>
-              <w:left w:type="dxa" w:w="80"/>
-              <w:bottom w:type="dxa" w:w="80"/>
-              <w:right w:type="dxa" w:w="80"/>
-            </w:tcMar>
-            <w:vAlign w:val="top"/>
-          </w:tcPr>
-          <w:p>
-            <w:pPr>
-              <w:pStyle w:val="Body A"/>
-            </w:pPr>
-            <w:r>
-              <w:rPr>
-                <w:rFonts w:ascii="Trebuchet MS" w:hAnsi="Trebuchet MS"/>
-                <w:b w:val="1"/>
-                <w:bCs w:val="1"/>
-                <w:shd w:val="nil" w:color="auto" w:fill="auto"/>
-                <w:rtl w:val="0"/>
-              </w:rPr>
-              <w:t xml:space="preserve">Durata resursei </w:t>
-            </w:r>
-          </w:p>
-        </w:tc>
-        <w:tc>
-          <w:tcPr>
-            <w:tcW w:type="dxa" w:w="6104"/>
-            <w:tcBorders>
-              <w:top w:val="single" w:color="000000" w:sz="8" w:space="0" w:shadow="0" w:frame="0"/>
-              <w:left w:val="single" w:color="000000" w:sz="8" w:space="0" w:shadow="0" w:frame="0"/>
-              <w:bottom w:val="single" w:color="000000" w:sz="8" w:space="0" w:shadow="0" w:frame="0"/>
-              <w:right w:val="single" w:color="000000" w:sz="8" w:space="0" w:shadow="0" w:frame="0"/>
-            </w:tcBorders>
-            <w:shd w:val="clear" w:color="auto" w:fill="auto"/>
-            <w:tcMar>
-              <w:top w:type="dxa" w:w="80"/>
-              <w:left w:type="dxa" w:w="646"/>
-              <w:bottom w:type="dxa" w:w="80"/>
-              <w:right w:type="dxa" w:w="80"/>
-            </w:tcMar>
-            <w:vAlign w:val="top"/>
-          </w:tcPr>
-          <w:p>
-            <w:pPr>
-              <w:pStyle w:val="Body B"/>
-              <w:widowControl w:val="0"/>
-              <w:ind w:left="566" w:firstLine="0"/>
-            </w:pPr>
-            <w:r>
-              <w:rPr>
-                <w:rFonts w:ascii="Trebuchet MS" w:hAnsi="Trebuchet MS"/>
-                <w:b w:val="1"/>
-                <w:bCs w:val="1"/>
-                <w:sz w:val="22"/>
-                <w:szCs w:val="22"/>
-                <w:shd w:val="nil" w:color="auto" w:fill="auto"/>
-                <w:rtl w:val="0"/>
-                <w:lang w:val="en-US"/>
-              </w:rPr>
-              <w:t>{duration}</w:t>
-            </w:r>
-          </w:p>
-        </w:tc>
-      </w:tr>
-      <w:tr>
-        <w:tblPrEx>
-          <w:shd w:val="clear" w:color="auto" w:fill="ced7e7"/>
-        </w:tblPrEx>
-        <w:trPr>
-          <w:trHeight w:val="780" w:hRule="atLeast"/>
-        </w:trPr>
-        <w:tc>
-          <w:tcPr>
-            <w:tcW w:type="dxa" w:w="3116"/>
-            <w:tcBorders>
-              <w:top w:val="single" w:color="000000" w:sz="8" w:space="0" w:shadow="0" w:frame="0"/>
-              <w:left w:val="single" w:color="000000" w:sz="8" w:space="0" w:shadow="0" w:frame="0"/>
-              <w:bottom w:val="single" w:color="000000" w:sz="8" w:space="0" w:shadow="0" w:frame="0"/>
-              <w:right w:val="single" w:color="000000" w:sz="8" w:space="0" w:shadow="0" w:frame="0"/>
-            </w:tcBorders>
-            <w:shd w:val="clear" w:color="auto" w:fill="auto"/>
-            <w:tcMar>
-              <w:top w:type="dxa" w:w="80"/>
-              <w:left w:type="dxa" w:w="80"/>
-              <w:bottom w:type="dxa" w:w="80"/>
-              <w:right w:type="dxa" w:w="80"/>
-            </w:tcMar>
-            <w:vAlign w:val="top"/>
-          </w:tcPr>
-          <w:p>
-            <w:pPr>
-              <w:pStyle w:val="Body A"/>
-            </w:pPr>
-            <w:r>
-              <w:rPr>
-                <w:rFonts w:ascii="Trebuchet MS" w:hAnsi="Trebuchet MS"/>
-                <w:b w:val="1"/>
-                <w:bCs w:val="1"/>
-                <w:shd w:val="nil" w:color="auto" w:fill="auto"/>
-                <w:rtl w:val="0"/>
-              </w:rPr>
-              <w:t>Scurt</w:t>
-            </w:r>
-            <w:r>
-              <w:rPr>
-                <w:rFonts w:ascii="Trebuchet MS" w:hAnsi="Trebuchet MS" w:hint="default"/>
-                <w:b w:val="1"/>
-                <w:bCs w:val="1"/>
-                <w:shd w:val="nil" w:color="auto" w:fill="auto"/>
-                <w:rtl w:val="0"/>
-              </w:rPr>
-              <w:t xml:space="preserve">ă </w:t>
-            </w:r>
-            <w:r>
-              <w:rPr>
-                <w:rFonts w:ascii="Trebuchet MS" w:hAnsi="Trebuchet MS"/>
-                <w:b w:val="1"/>
-                <w:bCs w:val="1"/>
-                <w:shd w:val="nil" w:color="auto" w:fill="auto"/>
-                <w:rtl w:val="0"/>
-              </w:rPr>
-              <w:t>prezentare a resursei educa</w:t>
-            </w:r>
-            <w:r>
-              <w:rPr>
-                <w:rFonts w:ascii="Trebuchet MS" w:hAnsi="Trebuchet MS" w:hint="default"/>
-                <w:b w:val="1"/>
-                <w:bCs w:val="1"/>
-                <w:shd w:val="nil" w:color="auto" w:fill="auto"/>
-                <w:rtl w:val="0"/>
-              </w:rPr>
-              <w:t>ț</w:t>
-            </w:r>
-            <w:r>
-              <w:rPr>
-                <w:rFonts w:ascii="Trebuchet MS" w:hAnsi="Trebuchet MS"/>
-                <w:b w:val="1"/>
-                <w:bCs w:val="1"/>
-                <w:shd w:val="nil" w:color="auto" w:fill="auto"/>
-                <w:rtl w:val="0"/>
-              </w:rPr>
-              <w:t xml:space="preserve">ionale propuse </w:t>
-            </w:r>
-          </w:p>
-        </w:tc>
-        <w:tc>
-          <w:tcPr>
-            <w:tcW w:type="dxa" w:w="6104"/>
-            <w:tcBorders>
-              <w:top w:val="single" w:color="000000" w:sz="8" w:space="0" w:shadow="0" w:frame="0"/>
-              <w:left w:val="single" w:color="000000" w:sz="8" w:space="0" w:shadow="0" w:frame="0"/>
-              <w:bottom w:val="single" w:color="000000" w:sz="8" w:space="0" w:shadow="0" w:frame="0"/>
-              <w:right w:val="single" w:color="000000" w:sz="8" w:space="0" w:shadow="0" w:frame="0"/>
-            </w:tcBorders>
-            <w:shd w:val="clear" w:color="auto" w:fill="auto"/>
-            <w:tcMar>
-              <w:top w:type="dxa" w:w="80"/>
-              <w:left w:type="dxa" w:w="646"/>
-              <w:bottom w:type="dxa" w:w="80"/>
-              <w:right w:type="dxa" w:w="80"/>
-            </w:tcMar>
-            <w:vAlign w:val="top"/>
-          </w:tcPr>
-          <w:p>
-            <w:pPr>
-              <w:pStyle w:val="Body B"/>
-              <w:widowControl w:val="0"/>
-              <w:ind w:left="566" w:firstLine="0"/>
-            </w:pPr>
-            <w:r>
-              <w:rPr>
-                <w:rFonts w:ascii="Trebuchet MS" w:hAnsi="Trebuchet MS"/>
-                <w:b w:val="1"/>
-                <w:bCs w:val="1"/>
-                <w:sz w:val="22"/>
-                <w:szCs w:val="22"/>
-                <w:shd w:val="nil" w:color="auto" w:fill="auto"/>
-                <w:rtl w:val="0"/>
-                <w:lang w:val="en-US"/>
-              </w:rPr>
-              <w:t>{description}</w:t>
             </w:r>
           </w:p>
         </w:tc>
@@ -1359,7 +616,58 @@
                 <w:rtl w:val="0"/>
                 <w:lang w:val="pt-PT"/>
               </w:rPr>
-              <w:t>Elemente agregate</w:t>
+              <w:t>Competen</w:t>
+            </w:r>
+            <w:r>
+              <w:rPr>
+                <w:rFonts w:ascii="Trebuchet MS" w:hAnsi="Trebuchet MS" w:hint="default"/>
+                <w:b w:val="1"/>
+                <w:bCs w:val="1"/>
+                <w:shd w:val="nil" w:color="auto" w:fill="auto"/>
+                <w:rtl w:val="0"/>
+              </w:rPr>
+              <w:t>ț</w:t>
+            </w:r>
+            <w:r>
+              <w:rPr>
+                <w:rFonts w:ascii="Trebuchet MS" w:hAnsi="Trebuchet MS"/>
+                <w:b w:val="1"/>
+                <w:bCs w:val="1"/>
+                <w:shd w:val="nil" w:color="auto" w:fill="auto"/>
+                <w:rtl w:val="0"/>
+                <w:lang w:val="it-IT"/>
+              </w:rPr>
+              <w:t>a specific</w:t>
+            </w:r>
+            <w:r>
+              <w:rPr>
+                <w:rFonts w:ascii="Trebuchet MS" w:hAnsi="Trebuchet MS" w:hint="default"/>
+                <w:b w:val="1"/>
+                <w:bCs w:val="1"/>
+                <w:shd w:val="nil" w:color="auto" w:fill="auto"/>
+                <w:rtl w:val="0"/>
+              </w:rPr>
+              <w:t xml:space="preserve">ă </w:t>
+            </w:r>
+            <w:r>
+              <w:rPr>
+                <w:rFonts w:ascii="Trebuchet MS" w:hAnsi="Trebuchet MS"/>
+                <w:b w:val="1"/>
+                <w:bCs w:val="1"/>
+                <w:shd w:val="nil" w:color="auto" w:fill="auto"/>
+                <w:rtl w:val="0"/>
+              </w:rPr>
+              <w:t>vizat</w:t>
+            </w:r>
+            <w:r>
+              <w:rPr>
+                <w:rFonts w:ascii="Trebuchet MS" w:hAnsi="Trebuchet MS" w:hint="default"/>
+                <w:b w:val="1"/>
+                <w:bCs w:val="1"/>
+                <w:shd w:val="nil" w:color="auto" w:fill="auto"/>
+                <w:rtl w:val="0"/>
+              </w:rPr>
+              <w:t>ă</w:t>
             </w:r>
           </w:p>
         </w:tc>
@@ -1398,7 +706,7 @@
                 <w:rtl w:val="0"/>
                 <w:lang w:val="en-US"/>
               </w:rPr>
-              <w:t>{aggregate}</w:t>
+              <w:t>{competency}</w:t>
             </w:r>
           </w:p>
         </w:tc>
@@ -1408,7 +716,291 @@
           <w:shd w:val="clear" w:color="auto" w:fill="ced7e7"/>
         </w:tblPrEx>
         <w:trPr>
-          <w:trHeight w:val="566" w:hRule="atLeast"/>
+          <w:trHeight w:val="507" w:hRule="atLeast"/>
+        </w:trPr>
+        <w:tc>
+          <w:tcPr>
+            <w:tcW w:type="dxa" w:w="3116"/>
+            <w:tcBorders>
+              <w:top w:val="single" w:color="000000" w:sz="8" w:space="0" w:shadow="0" w:frame="0"/>
+              <w:left w:val="single" w:color="000000" w:sz="8" w:space="0" w:shadow="0" w:frame="0"/>
+              <w:bottom w:val="single" w:color="000000" w:sz="8" w:space="0" w:shadow="0" w:frame="0"/>
+              <w:right w:val="single" w:color="000000" w:sz="8" w:space="0" w:shadow="0" w:frame="0"/>
+            </w:tcBorders>
+            <w:shd w:val="clear" w:color="auto" w:fill="auto"/>
+            <w:tcMar>
+              <w:top w:type="dxa" w:w="80"/>
+              <w:left w:type="dxa" w:w="80"/>
+              <w:bottom w:type="dxa" w:w="80"/>
+              <w:right w:type="dxa" w:w="80"/>
+            </w:tcMar>
+            <w:vAlign w:val="top"/>
+          </w:tcPr>
+          <w:p>
+            <w:pPr>
+              <w:pStyle w:val="Body A"/>
+            </w:pPr>
+            <w:r>
+              <w:rPr>
+                <w:rFonts w:ascii="Trebuchet MS" w:hAnsi="Trebuchet MS"/>
+                <w:b w:val="1"/>
+                <w:bCs w:val="1"/>
+                <w:shd w:val="nil" w:color="auto" w:fill="auto"/>
+                <w:rtl w:val="0"/>
+              </w:rPr>
+              <w:t xml:space="preserve">Durata resursei </w:t>
+            </w:r>
+          </w:p>
+        </w:tc>
+        <w:tc>
+          <w:tcPr>
+            <w:tcW w:type="dxa" w:w="6104"/>
+            <w:tcBorders>
+              <w:top w:val="single" w:color="000000" w:sz="8" w:space="0" w:shadow="0" w:frame="0"/>
+              <w:left w:val="single" w:color="000000" w:sz="8" w:space="0" w:shadow="0" w:frame="0"/>
+              <w:bottom w:val="single" w:color="000000" w:sz="8" w:space="0" w:shadow="0" w:frame="0"/>
+              <w:right w:val="single" w:color="000000" w:sz="8" w:space="0" w:shadow="0" w:frame="0"/>
+            </w:tcBorders>
+            <w:shd w:val="clear" w:color="auto" w:fill="auto"/>
+            <w:tcMar>
+              <w:top w:type="dxa" w:w="80"/>
+              <w:left w:type="dxa" w:w="646"/>
+              <w:bottom w:type="dxa" w:w="80"/>
+              <w:right w:type="dxa" w:w="80"/>
+            </w:tcMar>
+            <w:vAlign w:val="top"/>
+          </w:tcPr>
+          <w:p>
+            <w:pPr>
+              <w:pStyle w:val="Body B"/>
+              <w:widowControl w:val="0"/>
+              <w:ind w:left="566" w:firstLine="0"/>
+            </w:pPr>
+            <w:r>
+              <w:rPr>
+                <w:rFonts w:ascii="Trebuchet MS" w:hAnsi="Trebuchet MS"/>
+                <w:b w:val="1"/>
+                <w:bCs w:val="1"/>
+                <w:sz w:val="22"/>
+                <w:szCs w:val="22"/>
+                <w:shd w:val="nil" w:color="auto" w:fill="auto"/>
+                <w:rtl w:val="0"/>
+                <w:lang w:val="en-US"/>
+              </w:rPr>
+              <w:t>{duration}</w:t>
+            </w:r>
+          </w:p>
+        </w:tc>
+      </w:tr>
+      <w:tr>
+        <w:tblPrEx>
+          <w:shd w:val="clear" w:color="auto" w:fill="ced7e7"/>
+        </w:tblPrEx>
+        <w:trPr>
+          <w:trHeight w:val="820" w:hRule="atLeast"/>
+        </w:trPr>
+        <w:tc>
+          <w:tcPr>
+            <w:tcW w:type="dxa" w:w="3116"/>
+            <w:tcBorders>
+              <w:top w:val="single" w:color="000000" w:sz="8" w:space="0" w:shadow="0" w:frame="0"/>
+              <w:left w:val="single" w:color="000000" w:sz="8" w:space="0" w:shadow="0" w:frame="0"/>
+              <w:bottom w:val="single" w:color="000000" w:sz="8" w:space="0" w:shadow="0" w:frame="0"/>
+              <w:right w:val="single" w:color="000000" w:sz="8" w:space="0" w:shadow="0" w:frame="0"/>
+            </w:tcBorders>
+            <w:shd w:val="clear" w:color="auto" w:fill="auto"/>
+            <w:tcMar>
+              <w:top w:type="dxa" w:w="80"/>
+              <w:left w:type="dxa" w:w="80"/>
+              <w:bottom w:type="dxa" w:w="80"/>
+              <w:right w:type="dxa" w:w="80"/>
+            </w:tcMar>
+            <w:vAlign w:val="top"/>
+          </w:tcPr>
+          <w:p>
+            <w:pPr>
+              <w:pStyle w:val="Body A"/>
+            </w:pPr>
+            <w:r>
+              <w:rPr>
+                <w:rFonts w:ascii="Trebuchet MS" w:hAnsi="Trebuchet MS"/>
+                <w:b w:val="1"/>
+                <w:bCs w:val="1"/>
+                <w:shd w:val="nil" w:color="auto" w:fill="auto"/>
+                <w:rtl w:val="0"/>
+              </w:rPr>
+              <w:t>Scurt</w:t>
+            </w:r>
+            <w:r>
+              <w:rPr>
+                <w:rFonts w:ascii="Trebuchet MS" w:hAnsi="Trebuchet MS" w:hint="default"/>
+                <w:b w:val="1"/>
+                <w:bCs w:val="1"/>
+                <w:shd w:val="nil" w:color="auto" w:fill="auto"/>
+                <w:rtl w:val="0"/>
+              </w:rPr>
+              <w:t xml:space="preserve">ă </w:t>
+            </w:r>
+            <w:r>
+              <w:rPr>
+                <w:rFonts w:ascii="Trebuchet MS" w:hAnsi="Trebuchet MS"/>
+                <w:b w:val="1"/>
+                <w:bCs w:val="1"/>
+                <w:shd w:val="nil" w:color="auto" w:fill="auto"/>
+                <w:rtl w:val="0"/>
+              </w:rPr>
+              <w:t>prezentare a resursei educa</w:t>
+            </w:r>
+            <w:r>
+              <w:rPr>
+                <w:rFonts w:ascii="Trebuchet MS" w:hAnsi="Trebuchet MS" w:hint="default"/>
+                <w:b w:val="1"/>
+                <w:bCs w:val="1"/>
+                <w:shd w:val="nil" w:color="auto" w:fill="auto"/>
+                <w:rtl w:val="0"/>
+              </w:rPr>
+              <w:t>ț</w:t>
+            </w:r>
+            <w:r>
+              <w:rPr>
+                <w:rFonts w:ascii="Trebuchet MS" w:hAnsi="Trebuchet MS"/>
+                <w:b w:val="1"/>
+                <w:bCs w:val="1"/>
+                <w:shd w:val="nil" w:color="auto" w:fill="auto"/>
+                <w:rtl w:val="0"/>
+              </w:rPr>
+              <w:t xml:space="preserve">ionale propuse </w:t>
+            </w:r>
+          </w:p>
+        </w:tc>
+        <w:tc>
+          <w:tcPr>
+            <w:tcW w:type="dxa" w:w="6104"/>
+            <w:tcBorders>
+              <w:top w:val="single" w:color="000000" w:sz="8" w:space="0" w:shadow="0" w:frame="0"/>
+              <w:left w:val="single" w:color="000000" w:sz="8" w:space="0" w:shadow="0" w:frame="0"/>
+              <w:bottom w:val="single" w:color="000000" w:sz="8" w:space="0" w:shadow="0" w:frame="0"/>
+              <w:right w:val="single" w:color="000000" w:sz="8" w:space="0" w:shadow="0" w:frame="0"/>
+            </w:tcBorders>
+            <w:shd w:val="clear" w:color="auto" w:fill="auto"/>
+            <w:tcMar>
+              <w:top w:type="dxa" w:w="80"/>
+              <w:left w:type="dxa" w:w="646"/>
+              <w:bottom w:type="dxa" w:w="80"/>
+              <w:right w:type="dxa" w:w="80"/>
+            </w:tcMar>
+            <w:vAlign w:val="top"/>
+          </w:tcPr>
+          <w:p>
+            <w:pPr>
+              <w:pStyle w:val="Body B"/>
+              <w:widowControl w:val="0"/>
+              <w:ind w:left="566" w:firstLine="0"/>
+            </w:pPr>
+            <w:r>
+              <w:rPr>
+                <w:rFonts w:ascii="Trebuchet MS" w:hAnsi="Trebuchet MS"/>
+                <w:b w:val="1"/>
+                <w:bCs w:val="1"/>
+                <w:sz w:val="22"/>
+                <w:szCs w:val="22"/>
+                <w:shd w:val="nil" w:color="auto" w:fill="auto"/>
+                <w:rtl w:val="0"/>
+                <w:lang w:val="en-US"/>
+              </w:rPr>
+              <w:t>{description}</w:t>
+            </w:r>
+          </w:p>
+        </w:tc>
+      </w:tr>
+      <w:tr>
+        <w:tblPrEx>
+          <w:shd w:val="clear" w:color="auto" w:fill="ced7e7"/>
+        </w:tblPrEx>
+        <w:trPr>
+          <w:trHeight w:val="805" w:hRule="atLeast"/>
+        </w:trPr>
+        <w:tc>
+          <w:tcPr>
+            <w:tcW w:type="dxa" w:w="3116"/>
+            <w:tcBorders>
+              <w:top w:val="single" w:color="000000" w:sz="8" w:space="0" w:shadow="0" w:frame="0"/>
+              <w:left w:val="single" w:color="000000" w:sz="8" w:space="0" w:shadow="0" w:frame="0"/>
+              <w:bottom w:val="single" w:color="000000" w:sz="8" w:space="0" w:shadow="0" w:frame="0"/>
+              <w:right w:val="single" w:color="000000" w:sz="8" w:space="0" w:shadow="0" w:frame="0"/>
+            </w:tcBorders>
+            <w:shd w:val="clear" w:color="auto" w:fill="auto"/>
+            <w:tcMar>
+              <w:top w:type="dxa" w:w="80"/>
+              <w:left w:type="dxa" w:w="80"/>
+              <w:bottom w:type="dxa" w:w="80"/>
+              <w:right w:type="dxa" w:w="80"/>
+            </w:tcMar>
+            <w:vAlign w:val="top"/>
+          </w:tcPr>
+          <w:p>
+            <w:pPr>
+              <w:pStyle w:val="Body A"/>
+            </w:pPr>
+            <w:r>
+              <w:rPr>
+                <w:rFonts w:ascii="Trebuchet MS" w:hAnsi="Trebuchet MS"/>
+                <w:b w:val="1"/>
+                <w:bCs w:val="1"/>
+                <w:shd w:val="nil" w:color="auto" w:fill="auto"/>
+                <w:rtl w:val="0"/>
+                <w:lang w:val="pt-PT"/>
+              </w:rPr>
+              <w:t>Elemente agregate</w:t>
+            </w:r>
+          </w:p>
+        </w:tc>
+        <w:tc>
+          <w:tcPr>
+            <w:tcW w:type="dxa" w:w="6104"/>
+            <w:tcBorders>
+              <w:top w:val="single" w:color="000000" w:sz="8" w:space="0" w:shadow="0" w:frame="0"/>
+              <w:left w:val="single" w:color="000000" w:sz="8" w:space="0" w:shadow="0" w:frame="0"/>
+              <w:bottom w:val="single" w:color="000000" w:sz="8" w:space="0" w:shadow="0" w:frame="0"/>
+              <w:right w:val="single" w:color="000000" w:sz="8" w:space="0" w:shadow="0" w:frame="0"/>
+            </w:tcBorders>
+            <w:shd w:val="clear" w:color="auto" w:fill="auto"/>
+            <w:tcMar>
+              <w:top w:type="dxa" w:w="80"/>
+              <w:left w:type="dxa" w:w="646"/>
+              <w:bottom w:type="dxa" w:w="80"/>
+              <w:right w:type="dxa" w:w="80"/>
+            </w:tcMar>
+            <w:vAlign w:val="top"/>
+          </w:tcPr>
+          <w:p>
+            <w:pPr>
+              <w:pStyle w:val="Body B"/>
+              <w:widowControl w:val="0"/>
+              <w:ind w:left="566" w:firstLine="0"/>
+            </w:pPr>
+            <w:r>
+              <w:rPr>
+                <w:rFonts w:ascii="Trebuchet MS" w:hAnsi="Trebuchet MS"/>
+                <w:b w:val="1"/>
+                <w:bCs w:val="1"/>
+                <w:sz w:val="22"/>
+                <w:szCs w:val="22"/>
+                <w:shd w:val="nil" w:color="auto" w:fill="auto"/>
+                <w:rtl w:val="0"/>
+                <w:lang w:val="en-US"/>
+              </w:rPr>
+              <w:t>{aggregate}</w:t>
+            </w:r>
+          </w:p>
+        </w:tc>
+      </w:tr>
+      <w:tr>
+        <w:tblPrEx>
+          <w:shd w:val="clear" w:color="auto" w:fill="ced7e7"/>
+        </w:tblPrEx>
+        <w:trPr>
+          <w:trHeight w:val="606" w:hRule="atLeast"/>
         </w:trPr>
         <w:tc>
           <w:tcPr>
@@ -1454,7 +1046,7 @@
           <w:shd w:val="clear" w:color="auto" w:fill="ced7e7"/>
         </w:tblPrEx>
         <w:trPr>
-          <w:trHeight w:val="1500" w:hRule="atLeast"/>
+          <w:trHeight w:val="1540" w:hRule="atLeast"/>
         </w:trPr>
         <w:tc>
           <w:tcPr>
@@ -1632,6 +1224,24 @@
         </w:tc>
       </w:tr>
     </w:tbl>
+    <w:p>
+      <w:pPr>
+        <w:pStyle w:val="Body A"/>
+        <w:ind w:left="540" w:hanging="540"/>
+        <w:rPr>
+          <w:rFonts w:ascii="Trebuchet MS" w:cs="Trebuchet MS" w:hAnsi="Trebuchet MS" w:eastAsia="Trebuchet MS"/>
+        </w:rPr>
+      </w:pPr>
+    </w:p>
+    <w:p>
+      <w:pPr>
+        <w:pStyle w:val="Body A"/>
+        <w:ind w:left="432" w:hanging="432"/>
+        <w:rPr>
+          <w:rFonts w:ascii="Trebuchet MS" w:cs="Trebuchet MS" w:hAnsi="Trebuchet MS" w:eastAsia="Trebuchet MS"/>
+        </w:rPr>
+      </w:pPr>
+    </w:p>
     <w:p>
       <w:pPr>
         <w:pStyle w:val="Body A"/>
@@ -1802,60 +1412,10 @@
 <w:hdr xmlns:r="http://schemas.openxmlformats.org/officeDocument/2006/relationships" xmlns:wp="http://schemas.openxmlformats.org/drawingml/2006/wordprocessingDrawing" xmlns:w="http://schemas.openxmlformats.org/wordprocessingml/2006/main" xmlns:w10="urn:schemas-microsoft-com:office:word" xmlns:w14="http://schemas.microsoft.com/office/word/2010/wordml" xmlns:wps="http://schemas.microsoft.com/office/word/2010/wordprocessingShape" xmlns:wpg="http://schemas.microsoft.com/office/word/2010/wordprocessingGroup" xmlns:mc="http://schemas.openxmlformats.org/markup-compatibility/2006" xmlns:v="urn:schemas-microsoft-com:vml" xmlns:o="urn:schemas-microsoft-com:office:office" xmlns:m="http://schemas.openxmlformats.org/officeDocument/2006/math" mc:Ignorable="w14">
   <w:p>
     <w:pPr>
-      <w:pStyle w:val="header"/>
-      <w:tabs>
-        <w:tab w:val="right" w:pos="9200"/>
-        <w:tab w:val="clear" w:pos="9360"/>
-      </w:tabs>
+      <w:pStyle w:val="Header &amp; Footer"/>
+      <w:bidi w:val="0"/>
     </w:pPr>
-    <w:r>
-      <w:rPr>
-        <w:sz w:val="20"/>
-        <w:szCs w:val="20"/>
-      </w:rPr>
-      <w:drawing xmlns:a="http://schemas.openxmlformats.org/drawingml/2006/main">
-        <wp:inline distT="0" distB="0" distL="0" distR="0">
-          <wp:extent cx="3200400" cy="847725"/>
-          <wp:effectExtent l="0" t="0" r="0" b="0"/>
-          <wp:docPr id="1073741825" name="officeArt object" descr="Picture 3"/>
-          <wp:cNvGraphicFramePr/>
-          <a:graphic xmlns:a="http://schemas.openxmlformats.org/drawingml/2006/main">
-            <a:graphicData uri="http://schemas.openxmlformats.org/drawingml/2006/picture">
-              <pic:pic xmlns:pic="http://schemas.openxmlformats.org/drawingml/2006/picture">
-                <pic:nvPicPr>
-                  <pic:cNvPr id="1073741825" name="Picture 3" descr="Picture 3"/>
-                  <pic:cNvPicPr>
-                    <a:picLocks noChangeAspect="1"/>
-                  </pic:cNvPicPr>
-                </pic:nvPicPr>
-                <pic:blipFill>
-                  <a:blip r:embed="rId1">
-                    <a:extLst/>
-                  </a:blip>
-                  <a:stretch>
-                    <a:fillRect/>
-                  </a:stretch>
-                </pic:blipFill>
-                <pic:spPr>
-                  <a:xfrm>
-                    <a:off x="0" y="0"/>
-                    <a:ext cx="3200400" cy="847725"/>
-                  </a:xfrm>
-                  <a:prstGeom prst="rect">
-                    <a:avLst/>
-                  </a:prstGeom>
-                  <a:ln w="12700" cap="flat">
-                    <a:noFill/>
-                    <a:miter lim="400000"/>
-                  </a:ln>
-                  <a:effectLst/>
-                </pic:spPr>
-              </pic:pic>
-            </a:graphicData>
-          </a:graphic>
-        </wp:inline>
-      </w:drawing>
-    </w:r>
+    <w:r/>
   </w:p>
 </w:hdr>
 </file>
@@ -1967,53 +1527,6 @@
     <w:next w:val="No List"/>
     <w:pPr/>
   </w:style>
-  <w:style w:type="paragraph" w:styleId="header">
-    <w:name w:val="header"/>
-    <w:next w:val="header"/>
-    <w:pPr>
-      <w:keepNext w:val="0"/>
-      <w:keepLines w:val="0"/>
-      <w:pageBreakBefore w:val="0"/>
-      <w:widowControl w:val="0"/>
-      <w:shd w:val="clear" w:color="auto" w:fill="auto"/>
-      <w:tabs>
-        <w:tab w:val="center" w:pos="4680"/>
-        <w:tab w:val="right" w:pos="9360"/>
-      </w:tabs>
-      <w:suppressAutoHyphens w:val="0"/>
-      <w:bidi w:val="0"/>
-      <w:spacing w:before="0" w:after="0" w:line="240" w:lineRule="auto"/>
-      <w:ind w:left="0" w:right="0" w:firstLine="0"/>
-      <w:jc w:val="left"/>
-      <w:outlineLvl w:val="9"/>
-    </w:pPr>
-    <w:rPr>
-      <w:rFonts w:ascii="Times New Roman" w:cs="Arial Unicode MS" w:hAnsi="Times New Roman" w:eastAsia="Arial Unicode MS"/>
-      <w:b w:val="0"/>
-      <w:bCs w:val="0"/>
-      <w:i w:val="0"/>
-      <w:iCs w:val="0"/>
-      <w:caps w:val="0"/>
-      <w:smallCaps w:val="0"/>
-      <w:strike w:val="0"/>
-      <w:dstrike w:val="0"/>
-      <w:outline w:val="0"/>
-      <w:color w:val="000000"/>
-      <w:spacing w:val="0"/>
-      <w:kern w:val="0"/>
-      <w:position w:val="0"/>
-      <w:sz w:val="22"/>
-      <w:szCs w:val="22"/>
-      <w:u w:val="none" w:color="000000"/>
-      <w:shd w:val="nil" w:color="auto" w:fill="auto"/>
-      <w:vertAlign w:val="baseline"/>
-      <w14:textFill>
-        <w14:solidFill>
-          <w14:srgbClr w14:val="000000"/>
-        </w14:solidFill>
-      </w14:textFill>
-    </w:rPr>
-  </w:style>
   <w:style w:type="paragraph" w:styleId="Header &amp; Footer">
     <w:name w:val="Header &amp; Footer"/>
     <w:next w:val="Header &amp; Footer"/>
@@ -2063,6 +1576,49 @@
       </w14:textFill>
     </w:rPr>
   </w:style>
+  <w:style w:type="paragraph" w:styleId="Body Text">
+    <w:name w:val="Body Text"/>
+    <w:next w:val="Body Text"/>
+    <w:pPr>
+      <w:keepNext w:val="0"/>
+      <w:keepLines w:val="0"/>
+      <w:pageBreakBefore w:val="0"/>
+      <w:widowControl w:val="0"/>
+      <w:shd w:val="clear" w:color="auto" w:fill="auto"/>
+      <w:suppressAutoHyphens w:val="0"/>
+      <w:bidi w:val="0"/>
+      <w:spacing w:before="0" w:after="0" w:line="240" w:lineRule="auto"/>
+      <w:ind w:left="0" w:right="0" w:firstLine="0"/>
+      <w:jc w:val="left"/>
+      <w:outlineLvl w:val="9"/>
+    </w:pPr>
+    <w:rPr>
+      <w:rFonts w:ascii="Times New Roman" w:cs="Arial Unicode MS" w:hAnsi="Times New Roman" w:eastAsia="Arial Unicode MS"/>
+      <w:b w:val="0"/>
+      <w:bCs w:val="0"/>
+      <w:i w:val="0"/>
+      <w:iCs w:val="0"/>
+      <w:caps w:val="0"/>
+      <w:smallCaps w:val="0"/>
+      <w:strike w:val="0"/>
+      <w:dstrike w:val="0"/>
+      <w:outline w:val="0"/>
+      <w:color w:val="000000"/>
+      <w:spacing w:val="0"/>
+      <w:kern w:val="0"/>
+      <w:position w:val="0"/>
+      <w:sz w:val="24"/>
+      <w:szCs w:val="24"/>
+      <w:u w:val="none" w:color="000000"/>
+      <w:shd w:val="nil" w:color="auto" w:fill="auto"/>
+      <w:vertAlign w:val="baseline"/>
+      <w14:textFill>
+        <w14:solidFill>
+          <w14:srgbClr w14:val="000000"/>
+        </w14:solidFill>
+      </w14:textFill>
+    </w:rPr>
+  </w:style>
   <w:style w:type="paragraph" w:styleId="Body A">
     <w:name w:val="Body A"/>
     <w:next w:val="Body A"/>
@@ -2103,49 +1659,6 @@
         <w14:noFill/>
         <w14:miter w14:lim="400000"/>
       </w14:textOutline>
-      <w14:textFill>
-        <w14:solidFill>
-          <w14:srgbClr w14:val="000000"/>
-        </w14:solidFill>
-      </w14:textFill>
-    </w:rPr>
-  </w:style>
-  <w:style w:type="paragraph" w:styleId="Body Text">
-    <w:name w:val="Body Text"/>
-    <w:next w:val="Body Text"/>
-    <w:pPr>
-      <w:keepNext w:val="0"/>
-      <w:keepLines w:val="0"/>
-      <w:pageBreakBefore w:val="0"/>
-      <w:widowControl w:val="0"/>
-      <w:shd w:val="clear" w:color="auto" w:fill="auto"/>
-      <w:suppressAutoHyphens w:val="0"/>
-      <w:bidi w:val="0"/>
-      <w:spacing w:before="0" w:after="0" w:line="240" w:lineRule="auto"/>
-      <w:ind w:left="0" w:right="0" w:firstLine="0"/>
-      <w:jc w:val="left"/>
-      <w:outlineLvl w:val="9"/>
-    </w:pPr>
-    <w:rPr>
-      <w:rFonts w:ascii="Times New Roman" w:cs="Times New Roman" w:hAnsi="Times New Roman" w:eastAsia="Times New Roman"/>
-      <w:b w:val="0"/>
-      <w:bCs w:val="0"/>
-      <w:i w:val="0"/>
-      <w:iCs w:val="0"/>
-      <w:caps w:val="0"/>
-      <w:smallCaps w:val="0"/>
-      <w:strike w:val="0"/>
-      <w:dstrike w:val="0"/>
-      <w:outline w:val="0"/>
-      <w:color w:val="000000"/>
-      <w:spacing w:val="0"/>
-      <w:kern w:val="0"/>
-      <w:position w:val="0"/>
-      <w:sz w:val="24"/>
-      <w:szCs w:val="24"/>
-      <w:u w:val="none" w:color="000000"/>
-      <w:shd w:val="nil" w:color="auto" w:fill="auto"/>
-      <w:vertAlign w:val="baseline"/>
       <w14:textFill>
         <w14:solidFill>
           <w14:srgbClr w14:val="000000"/>
